--- a/docs/demo-kb/files/identity-verification.docx
+++ b/docs/demo-kb/files/identity-verification.docx
@@ -9,7 +9,7 @@
           <w:color w:val="1C9C8C"/>
           <w:sz w:val="18"/>
         </w:rPr>
-        <w:t>LARKSPUR CLOUD · CUSTOMER SUPPORT</w:t>
+        <w:t>CLOUDSHELF · CUSTOMER SUPPORT</w:t>
       </w:r>
     </w:p>
     <w:p>
@@ -185,7 +185,7 @@
           </w:tcPr>
           <w:p>
             <w:r>
-              <w:t>Shown in the console; the caller states them</w:t>
+              <w:t>Visible in the console; the caller states them</w:t>
             </w:r>
           </w:p>
         </w:tc>
@@ -273,7 +273,7 @@
           <w:i/>
           <w:sz w:val="16"/>
         </w:rPr>
-        <w:t>Synthetic document for the Truenote demonstration. Larkspur Cloud is a fictional company; all names and numbers are invented.</w:t>
+        <w:t>Synthetic demonstration document. Cloudshelf is a fictional company; all policies and numbers are invented.</w:t>
       </w:r>
     </w:p>
     <w:sectPr>
